--- a/testakten/erbrecht-pflichtteilsergaenzung-niesbrauch-depot-sylt/06_pflege_und_investitionen.docx
+++ b/testakten/erbrecht-pflichtteilsergaenzung-niesbrauch-depot-sylt/06_pflege_und_investitionen.docx
@@ -4,46 +4,2093 @@
   <w:body>
     <w:p>
       <w:pPr>
-        <w:pStyle w:val="Heading1"/>
+        <w:pStyle w:val="Title"/>
+        <w:widowControl/>
+        <w:spacing w:after="40"/>
       </w:pPr>
       <w:r>
-        <w:t>Pflegeleistungen und Investitionen Karsten</w:t>
+        <w:rPr>
+          <w:rFonts w:ascii="Arial" w:hAnsi="Arial" w:eastAsia="Arial"/>
+          <w:b/>
+          <w:color w:val="17365D"/>
+          <w:sz w:val="17"/>
+        </w:rPr>
+        <w:t>SACHVERHALTSAUFSTELLUNG</w:t>
       </w:r>
     </w:p>
     <w:p>
       <w:pPr>
-        <w:pStyle w:val="Heading2"/>
+        <w:widowControl/>
+        <w:spacing w:after="40"/>
       </w:pPr>
       <w:r>
-        <w:t>1. Pflege</w:t>
-      </w:r>
-    </w:p>
-    <w:p>
-      <w:r>
-        <w:t>Karsten dokumentiert Fahrten zu Ärzten, Einkäufe und Organisation ambulanter Pflege. Zeitaufstellungen beginnen erst 2023.</w:t>
+        <w:rPr>
+          <w:rFonts w:ascii="Arial" w:hAnsi="Arial" w:eastAsia="Arial"/>
+          <w:b/>
+          <w:sz w:val="25"/>
+        </w:rPr>
+        <w:t>Karsten Martensen</w:t>
       </w:r>
     </w:p>
     <w:p>
       <w:pPr>
-        <w:pStyle w:val="Heading2"/>
+        <w:widowControl/>
+        <w:spacing w:after="200"/>
       </w:pPr>
       <w:r>
-        <w:t>2. Investitionen</w:t>
+        <w:rPr>
+          <w:rFonts w:ascii="Arial" w:hAnsi="Arial" w:eastAsia="Arial"/>
+          <w:color w:val="586069"/>
+          <w:sz w:val="17"/>
+        </w:rPr>
+        <w:t>Gurtstig 18 | 25980 Sylt</w:t>
       </w:r>
     </w:p>
     <w:p>
+      <w:pPr>
+        <w:widowControl/>
+        <w:spacing w:after="160"/>
+      </w:pPr>
       <w:r>
-        <w:t>Dachreparatur 19.800 EUR, Heizung 12.400 EUR, Malerarbeiten 6.300 EUR; Rechnungen teils auf Karsten, teils auf Helga.</w:t>
+        <w:rPr>
+          <w:rFonts w:ascii="Arial" w:hAnsi="Arial" w:eastAsia="Arial"/>
+        </w:rPr>
+        <w:t>Kanzlei Thomsen Legal</w:t>
       </w:r>
     </w:p>
+    <w:p>
+      <w:pPr>
+        <w:widowControl/>
+        <w:spacing w:after="80"/>
+      </w:pPr>
+      <w:r>
+        <w:rPr>
+          <w:rFonts w:ascii="Arial" w:hAnsi="Arial" w:eastAsia="Arial"/>
+          <w:color w:val="586069"/>
+          <w:sz w:val="18"/>
+        </w:rPr>
+        <w:t>Datum: 24.06.2026  |  Zeichen: Anlage KM-4</w:t>
+      </w:r>
+    </w:p>
+    <w:p>
+      <w:pPr>
+        <w:pStyle w:val="Title"/>
+        <w:widowControl/>
+      </w:pPr>
+      <w:r>
+        <w:rPr>
+          <w:rFonts w:ascii="Arial" w:hAnsi="Arial" w:eastAsia="Arial"/>
+        </w:rPr>
+        <w:t>Aufstellung Pflege, Betreuung und Gebäudekosten</w:t>
+      </w:r>
+    </w:p>
+    <w:p>
+      <w:pPr>
+        <w:widowControl/>
+        <w:jc w:val="both"/>
+      </w:pPr>
+      <w:r>
+        <w:rPr>
+          <w:rFonts w:ascii="Arial" w:hAnsi="Arial" w:eastAsia="Arial"/>
+        </w:rPr>
+        <w:t>Die Aufstellung beruht auf Kalendern, Rechnungen und Kontoauszügen. Zeiten vor November 2023 wurden nicht nachträglich geschätzt. Ob und in welchem Umfang einzelne Positionen rechtlich ausgleichsfähig sind, ist nicht Gegenstand dieser Aufstellung.</w:t>
+      </w:r>
+    </w:p>
+    <w:p>
+      <w:pPr>
+        <w:pStyle w:val="Heading1"/>
+        <w:widowControl/>
+      </w:pPr>
+      <w:r>
+        <w:rPr>
+          <w:rFonts w:ascii="Arial" w:hAnsi="Arial" w:eastAsia="Arial"/>
+        </w:rPr>
+        <w:t>1. Betreuung und Organisation</w:t>
+      </w:r>
+    </w:p>
+    <w:tbl>
+      <w:tblPr>
+        <w:tblStyle w:val="TableGrid"/>
+        <w:tblW w:type="dxa" w:w="9600"/>
+        <w:tblLayout w:type="autofit"/>
+        <w:tblLook w:firstColumn="1" w:firstRow="1" w:lastColumn="0" w:lastRow="0" w:noHBand="0" w:noVBand="1" w:val="04A0"/>
+        <w:jc w:val="center"/>
+        <w:tblInd w:w="120" w:type="dxa"/>
+      </w:tblPr>
+      <w:tblGrid>
+        <w:gridCol w:w="1700"/>
+        <w:gridCol w:w="3400"/>
+        <w:gridCol w:w="1900"/>
+        <w:gridCol w:w="2600"/>
+      </w:tblGrid>
+      <w:tr>
+        <w:trPr>
+          <w:tblHeader w:val="true"/>
+          <w:tblHeader w:val="true"/>
+          <w:tblHeader w:val="true"/>
+          <w:tblHeader w:val="true"/>
+          <w:tblHeader w:val="true"/>
+          <w:tblHeader w:val="true"/>
+        </w:trPr>
+        <w:tc>
+          <w:tcPr>
+            <w:tcW w:type="dxa" w:w="1700"/>
+            <w:vAlign w:val="center"/>
+            <w:shd w:fill="17324D"/>
+            <w:tcMar>
+              <w:top w:w="90" w:type="dxa"/>
+              <w:start w:w="100" w:type="dxa"/>
+              <w:bottom w:w="90" w:type="dxa"/>
+              <w:end w:w="100" w:type="dxa"/>
+            </w:tcMar>
+          </w:tcPr>
+          <w:p>
+            <w:pPr>
+              <w:spacing w:after="30"/>
+            </w:pPr>
+            <w:r>
+              <w:rPr>
+                <w:rFonts w:ascii="Arial" w:hAnsi="Arial"/>
+                <w:b/>
+                <w:color w:val="FFFFFF"/>
+                <w:sz w:val="17"/>
+              </w:rPr>
+              <w:t>Zeitraum</w:t>
+            </w:r>
+          </w:p>
+        </w:tc>
+        <w:tc>
+          <w:tcPr>
+            <w:tcW w:type="dxa" w:w="3400"/>
+            <w:vAlign w:val="center"/>
+            <w:shd w:fill="17324D"/>
+            <w:tcMar>
+              <w:top w:w="90" w:type="dxa"/>
+              <w:start w:w="100" w:type="dxa"/>
+              <w:bottom w:w="90" w:type="dxa"/>
+              <w:end w:w="100" w:type="dxa"/>
+            </w:tcMar>
+          </w:tcPr>
+          <w:p>
+            <w:pPr>
+              <w:spacing w:after="30"/>
+            </w:pPr>
+            <w:r>
+              <w:rPr>
+                <w:rFonts w:ascii="Arial" w:hAnsi="Arial"/>
+                <w:b/>
+                <w:color w:val="FFFFFF"/>
+                <w:sz w:val="17"/>
+              </w:rPr>
+              <w:t>Leistung</w:t>
+            </w:r>
+          </w:p>
+        </w:tc>
+        <w:tc>
+          <w:tcPr>
+            <w:tcW w:type="dxa" w:w="1900"/>
+            <w:vAlign w:val="center"/>
+            <w:shd w:fill="17324D"/>
+            <w:tcMar>
+              <w:top w:w="90" w:type="dxa"/>
+              <w:start w:w="100" w:type="dxa"/>
+              <w:bottom w:w="90" w:type="dxa"/>
+              <w:end w:w="100" w:type="dxa"/>
+            </w:tcMar>
+          </w:tcPr>
+          <w:p>
+            <w:pPr>
+              <w:spacing w:after="30"/>
+            </w:pPr>
+            <w:r>
+              <w:rPr>
+                <w:rFonts w:ascii="Arial" w:hAnsi="Arial"/>
+                <w:b/>
+                <w:color w:val="FFFFFF"/>
+                <w:sz w:val="17"/>
+              </w:rPr>
+              <w:t>Umfang</w:t>
+            </w:r>
+          </w:p>
+        </w:tc>
+        <w:tc>
+          <w:tcPr>
+            <w:tcW w:type="dxa" w:w="2600"/>
+            <w:vAlign w:val="center"/>
+            <w:shd w:fill="17324D"/>
+            <w:tcMar>
+              <w:top w:w="90" w:type="dxa"/>
+              <w:start w:w="100" w:type="dxa"/>
+              <w:bottom w:w="90" w:type="dxa"/>
+              <w:end w:w="100" w:type="dxa"/>
+            </w:tcMar>
+          </w:tcPr>
+          <w:p>
+            <w:pPr>
+              <w:spacing w:after="30"/>
+            </w:pPr>
+            <w:r>
+              <w:rPr>
+                <w:rFonts w:ascii="Arial" w:hAnsi="Arial"/>
+                <w:b/>
+                <w:color w:val="FFFFFF"/>
+                <w:sz w:val="17"/>
+              </w:rPr>
+              <w:t>Beleg</w:t>
+            </w:r>
+          </w:p>
+        </w:tc>
+      </w:tr>
+      <w:tr>
+        <w:tc>
+          <w:tcPr>
+            <w:tcW w:type="dxa" w:w="1700"/>
+            <w:vAlign w:val="center"/>
+            <w:tcMar>
+              <w:top w:w="90" w:type="dxa"/>
+              <w:start w:w="100" w:type="dxa"/>
+              <w:bottom w:w="90" w:type="dxa"/>
+              <w:end w:w="100" w:type="dxa"/>
+            </w:tcMar>
+          </w:tcPr>
+          <w:p>
+            <w:pPr>
+              <w:spacing w:after="30" w:line="259" w:lineRule="auto"/>
+            </w:pPr>
+            <w:r>
+              <w:rPr>
+                <w:rFonts w:ascii="Arial" w:hAnsi="Arial"/>
+                <w:sz w:val="17"/>
+              </w:rPr>
+              <w:t>11/2023-03/2024</w:t>
+            </w:r>
+          </w:p>
+        </w:tc>
+        <w:tc>
+          <w:tcPr>
+            <w:tcW w:type="dxa" w:w="3400"/>
+            <w:vAlign w:val="center"/>
+            <w:tcMar>
+              <w:top w:w="90" w:type="dxa"/>
+              <w:start w:w="100" w:type="dxa"/>
+              <w:bottom w:w="90" w:type="dxa"/>
+              <w:end w:w="100" w:type="dxa"/>
+            </w:tcMar>
+          </w:tcPr>
+          <w:p>
+            <w:pPr>
+              <w:spacing w:after="30" w:line="259" w:lineRule="auto"/>
+            </w:pPr>
+            <w:r>
+              <w:rPr>
+                <w:rFonts w:ascii="Arial" w:hAnsi="Arial"/>
+                <w:sz w:val="17"/>
+              </w:rPr>
+              <w:t>Arztfahrten Westerland und Niebüll</w:t>
+            </w:r>
+          </w:p>
+        </w:tc>
+        <w:tc>
+          <w:tcPr>
+            <w:tcW w:type="dxa" w:w="1900"/>
+            <w:vAlign w:val="center"/>
+            <w:tcMar>
+              <w:top w:w="90" w:type="dxa"/>
+              <w:start w:w="100" w:type="dxa"/>
+              <w:bottom w:w="90" w:type="dxa"/>
+              <w:end w:w="100" w:type="dxa"/>
+            </w:tcMar>
+          </w:tcPr>
+          <w:p>
+            <w:pPr>
+              <w:spacing w:after="30" w:line="259" w:lineRule="auto"/>
+            </w:pPr>
+            <w:r>
+              <w:rPr>
+                <w:rFonts w:ascii="Arial" w:hAnsi="Arial"/>
+                <w:sz w:val="17"/>
+              </w:rPr>
+              <w:t>18 Fahrten / 31 Stunden</w:t>
+            </w:r>
+          </w:p>
+        </w:tc>
+        <w:tc>
+          <w:tcPr>
+            <w:tcW w:type="dxa" w:w="2600"/>
+            <w:vAlign w:val="center"/>
+            <w:tcMar>
+              <w:top w:w="90" w:type="dxa"/>
+              <w:start w:w="100" w:type="dxa"/>
+              <w:bottom w:w="90" w:type="dxa"/>
+              <w:end w:w="100" w:type="dxa"/>
+            </w:tcMar>
+          </w:tcPr>
+          <w:p>
+            <w:pPr>
+              <w:spacing w:after="30" w:line="259" w:lineRule="auto"/>
+            </w:pPr>
+            <w:r>
+              <w:rPr>
+                <w:rFonts w:ascii="Arial" w:hAnsi="Arial"/>
+                <w:sz w:val="17"/>
+              </w:rPr>
+              <w:t>Kalender, Parkbelege</w:t>
+            </w:r>
+          </w:p>
+        </w:tc>
+      </w:tr>
+      <w:tr>
+        <w:tc>
+          <w:tcPr>
+            <w:tcW w:type="dxa" w:w="1700"/>
+            <w:vAlign w:val="center"/>
+            <w:shd w:fill="F2F4F5"/>
+            <w:tcMar>
+              <w:top w:w="90" w:type="dxa"/>
+              <w:start w:w="100" w:type="dxa"/>
+              <w:bottom w:w="90" w:type="dxa"/>
+              <w:end w:w="100" w:type="dxa"/>
+            </w:tcMar>
+          </w:tcPr>
+          <w:p>
+            <w:pPr>
+              <w:spacing w:after="30" w:line="259" w:lineRule="auto"/>
+            </w:pPr>
+            <w:r>
+              <w:rPr>
+                <w:rFonts w:ascii="Arial" w:hAnsi="Arial"/>
+                <w:sz w:val="17"/>
+              </w:rPr>
+              <w:t>04/2024-12/2024</w:t>
+            </w:r>
+          </w:p>
+        </w:tc>
+        <w:tc>
+          <w:tcPr>
+            <w:tcW w:type="dxa" w:w="3400"/>
+            <w:vAlign w:val="center"/>
+            <w:shd w:fill="F2F4F5"/>
+            <w:tcMar>
+              <w:top w:w="90" w:type="dxa"/>
+              <w:start w:w="100" w:type="dxa"/>
+              <w:bottom w:w="90" w:type="dxa"/>
+              <w:end w:w="100" w:type="dxa"/>
+            </w:tcMar>
+          </w:tcPr>
+          <w:p>
+            <w:pPr>
+              <w:spacing w:after="30" w:line="259" w:lineRule="auto"/>
+            </w:pPr>
+            <w:r>
+              <w:rPr>
+                <w:rFonts w:ascii="Arial" w:hAnsi="Arial"/>
+                <w:sz w:val="17"/>
+              </w:rPr>
+              <w:t>Einkäufe, Medikamente, Pflegedienst</w:t>
+            </w:r>
+          </w:p>
+        </w:tc>
+        <w:tc>
+          <w:tcPr>
+            <w:tcW w:type="dxa" w:w="1900"/>
+            <w:vAlign w:val="center"/>
+            <w:shd w:fill="F2F4F5"/>
+            <w:tcMar>
+              <w:top w:w="90" w:type="dxa"/>
+              <w:start w:w="100" w:type="dxa"/>
+              <w:bottom w:w="90" w:type="dxa"/>
+              <w:end w:w="100" w:type="dxa"/>
+            </w:tcMar>
+          </w:tcPr>
+          <w:p>
+            <w:pPr>
+              <w:spacing w:after="30" w:line="259" w:lineRule="auto"/>
+            </w:pPr>
+            <w:r>
+              <w:rPr>
+                <w:rFonts w:ascii="Arial" w:hAnsi="Arial"/>
+                <w:sz w:val="17"/>
+              </w:rPr>
+              <w:t>96 Besuche / 144 Stunden</w:t>
+            </w:r>
+          </w:p>
+        </w:tc>
+        <w:tc>
+          <w:tcPr>
+            <w:tcW w:type="dxa" w:w="2600"/>
+            <w:vAlign w:val="center"/>
+            <w:shd w:fill="F2F4F5"/>
+            <w:tcMar>
+              <w:top w:w="90" w:type="dxa"/>
+              <w:start w:w="100" w:type="dxa"/>
+              <w:bottom w:w="90" w:type="dxa"/>
+              <w:end w:w="100" w:type="dxa"/>
+            </w:tcMar>
+          </w:tcPr>
+          <w:p>
+            <w:pPr>
+              <w:spacing w:after="30" w:line="259" w:lineRule="auto"/>
+            </w:pPr>
+            <w:r>
+              <w:rPr>
+                <w:rFonts w:ascii="Arial" w:hAnsi="Arial"/>
+                <w:sz w:val="17"/>
+              </w:rPr>
+              <w:t>Kalender, Apothekenbelege</w:t>
+            </w:r>
+          </w:p>
+        </w:tc>
+      </w:tr>
+      <w:tr>
+        <w:tc>
+          <w:tcPr>
+            <w:tcW w:type="dxa" w:w="1700"/>
+            <w:vAlign w:val="center"/>
+            <w:tcMar>
+              <w:top w:w="90" w:type="dxa"/>
+              <w:start w:w="100" w:type="dxa"/>
+              <w:bottom w:w="90" w:type="dxa"/>
+              <w:end w:w="100" w:type="dxa"/>
+            </w:tcMar>
+          </w:tcPr>
+          <w:p>
+            <w:pPr>
+              <w:spacing w:after="30" w:line="259" w:lineRule="auto"/>
+            </w:pPr>
+            <w:r>
+              <w:rPr>
+                <w:rFonts w:ascii="Arial" w:hAnsi="Arial"/>
+                <w:sz w:val="17"/>
+              </w:rPr>
+              <w:t>01/2025-09/2025</w:t>
+            </w:r>
+          </w:p>
+        </w:tc>
+        <w:tc>
+          <w:tcPr>
+            <w:tcW w:type="dxa" w:w="3400"/>
+            <w:vAlign w:val="center"/>
+            <w:tcMar>
+              <w:top w:w="90" w:type="dxa"/>
+              <w:start w:w="100" w:type="dxa"/>
+              <w:bottom w:w="90" w:type="dxa"/>
+              <w:end w:w="100" w:type="dxa"/>
+            </w:tcMar>
+          </w:tcPr>
+          <w:p>
+            <w:pPr>
+              <w:spacing w:after="30" w:line="259" w:lineRule="auto"/>
+            </w:pPr>
+            <w:r>
+              <w:rPr>
+                <w:rFonts w:ascii="Arial" w:hAnsi="Arial"/>
+                <w:sz w:val="17"/>
+              </w:rPr>
+              <w:t>Haushalt, Anträge, Nachtbereitschaft</w:t>
+            </w:r>
+          </w:p>
+        </w:tc>
+        <w:tc>
+          <w:tcPr>
+            <w:tcW w:type="dxa" w:w="1900"/>
+            <w:vAlign w:val="center"/>
+            <w:tcMar>
+              <w:top w:w="90" w:type="dxa"/>
+              <w:start w:w="100" w:type="dxa"/>
+              <w:bottom w:w="90" w:type="dxa"/>
+              <w:end w:w="100" w:type="dxa"/>
+            </w:tcMar>
+          </w:tcPr>
+          <w:p>
+            <w:pPr>
+              <w:spacing w:after="30" w:line="259" w:lineRule="auto"/>
+            </w:pPr>
+            <w:r>
+              <w:rPr>
+                <w:rFonts w:ascii="Arial" w:hAnsi="Arial"/>
+                <w:sz w:val="17"/>
+              </w:rPr>
+              <w:t>173 Stunden</w:t>
+            </w:r>
+          </w:p>
+        </w:tc>
+        <w:tc>
+          <w:tcPr>
+            <w:tcW w:type="dxa" w:w="2600"/>
+            <w:vAlign w:val="center"/>
+            <w:tcMar>
+              <w:top w:w="90" w:type="dxa"/>
+              <w:start w:w="100" w:type="dxa"/>
+              <w:bottom w:w="90" w:type="dxa"/>
+              <w:end w:w="100" w:type="dxa"/>
+            </w:tcMar>
+          </w:tcPr>
+          <w:p>
+            <w:pPr>
+              <w:spacing w:after="30" w:line="259" w:lineRule="auto"/>
+            </w:pPr>
+            <w:r>
+              <w:rPr>
+                <w:rFonts w:ascii="Arial" w:hAnsi="Arial"/>
+                <w:sz w:val="17"/>
+              </w:rPr>
+              <w:t>Pflegeakte, Nachrichten</w:t>
+            </w:r>
+          </w:p>
+        </w:tc>
+      </w:tr>
+      <w:tr>
+        <w:tc>
+          <w:tcPr>
+            <w:tcW w:type="dxa" w:w="1700"/>
+            <w:vAlign w:val="center"/>
+            <w:shd w:fill="F2F4F5"/>
+            <w:tcMar>
+              <w:top w:w="90" w:type="dxa"/>
+              <w:start w:w="100" w:type="dxa"/>
+              <w:bottom w:w="90" w:type="dxa"/>
+              <w:end w:w="100" w:type="dxa"/>
+            </w:tcMar>
+          </w:tcPr>
+          <w:p>
+            <w:pPr>
+              <w:spacing w:after="30" w:line="259" w:lineRule="auto"/>
+            </w:pPr>
+            <w:r>
+              <w:rPr>
+                <w:rFonts w:ascii="Arial" w:hAnsi="Arial"/>
+                <w:sz w:val="17"/>
+              </w:rPr>
+              <w:t>10/2025-14.01.2026</w:t>
+            </w:r>
+          </w:p>
+        </w:tc>
+        <w:tc>
+          <w:tcPr>
+            <w:tcW w:type="dxa" w:w="3400"/>
+            <w:vAlign w:val="center"/>
+            <w:shd w:fill="F2F4F5"/>
+            <w:tcMar>
+              <w:top w:w="90" w:type="dxa"/>
+              <w:start w:w="100" w:type="dxa"/>
+              <w:bottom w:w="90" w:type="dxa"/>
+              <w:end w:w="100" w:type="dxa"/>
+            </w:tcMar>
+          </w:tcPr>
+          <w:p>
+            <w:pPr>
+              <w:spacing w:after="30" w:line="259" w:lineRule="auto"/>
+            </w:pPr>
+            <w:r>
+              <w:rPr>
+                <w:rFonts w:ascii="Arial" w:hAnsi="Arial"/>
+                <w:sz w:val="17"/>
+              </w:rPr>
+              <w:t>Tägliche Versorgung und Hospizkoordination</w:t>
+            </w:r>
+          </w:p>
+        </w:tc>
+        <w:tc>
+          <w:tcPr>
+            <w:tcW w:type="dxa" w:w="1900"/>
+            <w:vAlign w:val="center"/>
+            <w:shd w:fill="F2F4F5"/>
+            <w:tcMar>
+              <w:top w:w="90" w:type="dxa"/>
+              <w:start w:w="100" w:type="dxa"/>
+              <w:bottom w:w="90" w:type="dxa"/>
+              <w:end w:w="100" w:type="dxa"/>
+            </w:tcMar>
+          </w:tcPr>
+          <w:p>
+            <w:pPr>
+              <w:spacing w:after="30" w:line="259" w:lineRule="auto"/>
+            </w:pPr>
+            <w:r>
+              <w:rPr>
+                <w:rFonts w:ascii="Arial" w:hAnsi="Arial"/>
+                <w:sz w:val="17"/>
+              </w:rPr>
+              <w:t>138 Stunden</w:t>
+            </w:r>
+          </w:p>
+        </w:tc>
+        <w:tc>
+          <w:tcPr>
+            <w:tcW w:type="dxa" w:w="2600"/>
+            <w:vAlign w:val="center"/>
+            <w:shd w:fill="F2F4F5"/>
+            <w:tcMar>
+              <w:top w:w="90" w:type="dxa"/>
+              <w:start w:w="100" w:type="dxa"/>
+              <w:bottom w:w="90" w:type="dxa"/>
+              <w:end w:w="100" w:type="dxa"/>
+            </w:tcMar>
+          </w:tcPr>
+          <w:p>
+            <w:pPr>
+              <w:spacing w:after="30" w:line="259" w:lineRule="auto"/>
+            </w:pPr>
+            <w:r>
+              <w:rPr>
+                <w:rFonts w:ascii="Arial" w:hAnsi="Arial"/>
+                <w:sz w:val="17"/>
+              </w:rPr>
+              <w:t>Dienstplan, Hospizmail</w:t>
+            </w:r>
+          </w:p>
+        </w:tc>
+      </w:tr>
+    </w:tbl>
+    <w:p>
+      <w:pPr>
+        <w:widowControl/>
+        <w:spacing w:after="0"/>
+      </w:pPr>
+    </w:p>
+    <w:p>
+      <w:pPr>
+        <w:pStyle w:val="Heading1"/>
+        <w:widowControl/>
+      </w:pPr>
+      <w:r>
+        <w:rPr>
+          <w:rFonts w:ascii="Arial" w:hAnsi="Arial" w:eastAsia="Arial"/>
+        </w:rPr>
+        <w:t>2. Zahlungen Helga Martensen</w:t>
+      </w:r>
+    </w:p>
+    <w:p>
+      <w:pPr>
+        <w:widowControl/>
+        <w:jc w:val="both"/>
+      </w:pPr>
+      <w:r>
+        <w:rPr>
+          <w:rFonts w:ascii="Arial" w:hAnsi="Arial" w:eastAsia="Arial"/>
+        </w:rPr>
+        <w:t>Helga überwies im Zeitraum Januar 2024 bis November 2025 insgesamt 6.200 Euro mit wechselnden Verwendungszwecken „Fahrten“, „Material“ und „Danke“. Karsten ordnet 4.150 Euro konkreten Auslagen zu und behandelt 2.050 Euro als pauschale Kostenerstattung. Eine schriftliche Vergütungsvereinbarung liegt nicht vor.</w:t>
+      </w:r>
+    </w:p>
+    <w:p>
+      <w:pPr>
+        <w:pStyle w:val="Heading1"/>
+        <w:widowControl/>
+      </w:pPr>
+      <w:r>
+        <w:rPr>
+          <w:rFonts w:ascii="Arial" w:hAnsi="Arial" w:eastAsia="Arial"/>
+        </w:rPr>
+        <w:t>3. Gebäudekosten</w:t>
+      </w:r>
+    </w:p>
+    <w:tbl>
+      <w:tblPr>
+        <w:tblStyle w:val="TableGrid"/>
+        <w:tblW w:type="dxa" w:w="9600"/>
+        <w:tblLayout w:type="autofit"/>
+        <w:tblLook w:firstColumn="1" w:firstRow="1" w:lastColumn="0" w:lastRow="0" w:noHBand="0" w:noVBand="1" w:val="04A0"/>
+        <w:jc w:val="center"/>
+        <w:tblInd w:w="120" w:type="dxa"/>
+      </w:tblPr>
+      <w:tblGrid>
+        <w:gridCol w:w="2550"/>
+        <w:gridCol w:w="1450"/>
+        <w:gridCol w:w="1900"/>
+        <w:gridCol w:w="3700"/>
+      </w:tblGrid>
+      <w:tr>
+        <w:trPr>
+          <w:tblHeader w:val="true"/>
+          <w:tblHeader w:val="true"/>
+          <w:tblHeader w:val="true"/>
+          <w:tblHeader w:val="true"/>
+          <w:tblHeader w:val="true"/>
+          <w:tblHeader w:val="true"/>
+        </w:trPr>
+        <w:tc>
+          <w:tcPr>
+            <w:tcW w:type="dxa" w:w="2550"/>
+            <w:vAlign w:val="center"/>
+            <w:shd w:fill="17324D"/>
+            <w:tcMar>
+              <w:top w:w="90" w:type="dxa"/>
+              <w:start w:w="100" w:type="dxa"/>
+              <w:bottom w:w="90" w:type="dxa"/>
+              <w:end w:w="100" w:type="dxa"/>
+            </w:tcMar>
+          </w:tcPr>
+          <w:p>
+            <w:pPr>
+              <w:spacing w:after="30"/>
+            </w:pPr>
+            <w:r>
+              <w:rPr>
+                <w:rFonts w:ascii="Arial" w:hAnsi="Arial"/>
+                <w:b/>
+                <w:color w:val="FFFFFF"/>
+                <w:sz w:val="17"/>
+              </w:rPr>
+              <w:t>Rechnung</w:t>
+            </w:r>
+          </w:p>
+        </w:tc>
+        <w:tc>
+          <w:tcPr>
+            <w:tcW w:type="dxa" w:w="1450"/>
+            <w:vAlign w:val="center"/>
+            <w:shd w:fill="17324D"/>
+            <w:tcMar>
+              <w:top w:w="90" w:type="dxa"/>
+              <w:start w:w="100" w:type="dxa"/>
+              <w:bottom w:w="90" w:type="dxa"/>
+              <w:end w:w="100" w:type="dxa"/>
+            </w:tcMar>
+          </w:tcPr>
+          <w:p>
+            <w:pPr>
+              <w:spacing w:after="30"/>
+            </w:pPr>
+            <w:r>
+              <w:rPr>
+                <w:rFonts w:ascii="Arial" w:hAnsi="Arial"/>
+                <w:b/>
+                <w:color w:val="FFFFFF"/>
+                <w:sz w:val="17"/>
+              </w:rPr>
+              <w:t>Betrag</w:t>
+            </w:r>
+          </w:p>
+        </w:tc>
+        <w:tc>
+          <w:tcPr>
+            <w:tcW w:type="dxa" w:w="1900"/>
+            <w:vAlign w:val="center"/>
+            <w:shd w:fill="17324D"/>
+            <w:tcMar>
+              <w:top w:w="90" w:type="dxa"/>
+              <w:start w:w="100" w:type="dxa"/>
+              <w:bottom w:w="90" w:type="dxa"/>
+              <w:end w:w="100" w:type="dxa"/>
+            </w:tcMar>
+          </w:tcPr>
+          <w:p>
+            <w:pPr>
+              <w:spacing w:after="30"/>
+            </w:pPr>
+            <w:r>
+              <w:rPr>
+                <w:rFonts w:ascii="Arial" w:hAnsi="Arial"/>
+                <w:b/>
+                <w:color w:val="FFFFFF"/>
+                <w:sz w:val="17"/>
+              </w:rPr>
+              <w:t>Zahlender</w:t>
+            </w:r>
+          </w:p>
+        </w:tc>
+        <w:tc>
+          <w:tcPr>
+            <w:tcW w:type="dxa" w:w="3700"/>
+            <w:vAlign w:val="center"/>
+            <w:shd w:fill="17324D"/>
+            <w:tcMar>
+              <w:top w:w="90" w:type="dxa"/>
+              <w:start w:w="100" w:type="dxa"/>
+              <w:bottom w:w="90" w:type="dxa"/>
+              <w:end w:w="100" w:type="dxa"/>
+            </w:tcMar>
+          </w:tcPr>
+          <w:p>
+            <w:pPr>
+              <w:spacing w:after="30"/>
+            </w:pPr>
+            <w:r>
+              <w:rPr>
+                <w:rFonts w:ascii="Arial" w:hAnsi="Arial"/>
+                <w:b/>
+                <w:color w:val="FFFFFF"/>
+                <w:sz w:val="17"/>
+              </w:rPr>
+              <w:t>Nutzung / Streitpunkt</w:t>
+            </w:r>
+          </w:p>
+        </w:tc>
+      </w:tr>
+      <w:tr>
+        <w:tc>
+          <w:tcPr>
+            <w:tcW w:type="dxa" w:w="2550"/>
+            <w:vAlign w:val="center"/>
+            <w:tcMar>
+              <w:top w:w="90" w:type="dxa"/>
+              <w:start w:w="100" w:type="dxa"/>
+              <w:bottom w:w="90" w:type="dxa"/>
+              <w:end w:w="100" w:type="dxa"/>
+            </w:tcMar>
+          </w:tcPr>
+          <w:p>
+            <w:pPr>
+              <w:spacing w:after="30" w:line="259" w:lineRule="auto"/>
+            </w:pPr>
+            <w:r>
+              <w:rPr>
+                <w:rFonts w:ascii="Arial" w:hAnsi="Arial"/>
+                <w:sz w:val="17"/>
+              </w:rPr>
+              <w:t>Norddach GmbH, 17.08.2020</w:t>
+            </w:r>
+          </w:p>
+        </w:tc>
+        <w:tc>
+          <w:tcPr>
+            <w:tcW w:type="dxa" w:w="1450"/>
+            <w:vAlign w:val="center"/>
+            <w:tcMar>
+              <w:top w:w="90" w:type="dxa"/>
+              <w:start w:w="100" w:type="dxa"/>
+              <w:bottom w:w="90" w:type="dxa"/>
+              <w:end w:w="100" w:type="dxa"/>
+            </w:tcMar>
+          </w:tcPr>
+          <w:p>
+            <w:pPr>
+              <w:spacing w:after="30" w:line="259" w:lineRule="auto"/>
+            </w:pPr>
+            <w:r>
+              <w:rPr>
+                <w:rFonts w:ascii="Arial" w:hAnsi="Arial"/>
+                <w:sz w:val="17"/>
+              </w:rPr>
+              <w:t>19.800 EUR</w:t>
+            </w:r>
+          </w:p>
+        </w:tc>
+        <w:tc>
+          <w:tcPr>
+            <w:tcW w:type="dxa" w:w="1900"/>
+            <w:vAlign w:val="center"/>
+            <w:tcMar>
+              <w:top w:w="90" w:type="dxa"/>
+              <w:start w:w="100" w:type="dxa"/>
+              <w:bottom w:w="90" w:type="dxa"/>
+              <w:end w:w="100" w:type="dxa"/>
+            </w:tcMar>
+          </w:tcPr>
+          <w:p>
+            <w:pPr>
+              <w:spacing w:after="30" w:line="259" w:lineRule="auto"/>
+            </w:pPr>
+            <w:r>
+              <w:rPr>
+                <w:rFonts w:ascii="Arial" w:hAnsi="Arial"/>
+                <w:sz w:val="17"/>
+              </w:rPr>
+              <w:t>Karsten</w:t>
+            </w:r>
+          </w:p>
+        </w:tc>
+        <w:tc>
+          <w:tcPr>
+            <w:tcW w:type="dxa" w:w="3700"/>
+            <w:vAlign w:val="center"/>
+            <w:tcMar>
+              <w:top w:w="90" w:type="dxa"/>
+              <w:start w:w="100" w:type="dxa"/>
+              <w:bottom w:w="90" w:type="dxa"/>
+              <w:end w:w="100" w:type="dxa"/>
+            </w:tcMar>
+          </w:tcPr>
+          <w:p>
+            <w:pPr>
+              <w:spacing w:after="30" w:line="259" w:lineRule="auto"/>
+            </w:pPr>
+            <w:r>
+              <w:rPr>
+                <w:rFonts w:ascii="Arial" w:hAnsi="Arial"/>
+                <w:sz w:val="17"/>
+              </w:rPr>
+              <w:t>Sturmschaden und Dachhaut; Versicherung zahlte 7.200 EUR</w:t>
+            </w:r>
+          </w:p>
+        </w:tc>
+      </w:tr>
+      <w:tr>
+        <w:tc>
+          <w:tcPr>
+            <w:tcW w:type="dxa" w:w="2550"/>
+            <w:vAlign w:val="center"/>
+            <w:shd w:fill="F2F4F5"/>
+            <w:tcMar>
+              <w:top w:w="90" w:type="dxa"/>
+              <w:start w:w="100" w:type="dxa"/>
+              <w:bottom w:w="90" w:type="dxa"/>
+              <w:end w:w="100" w:type="dxa"/>
+            </w:tcMar>
+          </w:tcPr>
+          <w:p>
+            <w:pPr>
+              <w:spacing w:after="30" w:line="259" w:lineRule="auto"/>
+            </w:pPr>
+            <w:r>
+              <w:rPr>
+                <w:rFonts w:ascii="Arial" w:hAnsi="Arial"/>
+                <w:sz w:val="17"/>
+              </w:rPr>
+              <w:t>Thermo Föhr, 08.11.2022</w:t>
+            </w:r>
+          </w:p>
+        </w:tc>
+        <w:tc>
+          <w:tcPr>
+            <w:tcW w:type="dxa" w:w="1450"/>
+            <w:vAlign w:val="center"/>
+            <w:shd w:fill="F2F4F5"/>
+            <w:tcMar>
+              <w:top w:w="90" w:type="dxa"/>
+              <w:start w:w="100" w:type="dxa"/>
+              <w:bottom w:w="90" w:type="dxa"/>
+              <w:end w:w="100" w:type="dxa"/>
+            </w:tcMar>
+          </w:tcPr>
+          <w:p>
+            <w:pPr>
+              <w:spacing w:after="30" w:line="259" w:lineRule="auto"/>
+            </w:pPr>
+            <w:r>
+              <w:rPr>
+                <w:rFonts w:ascii="Arial" w:hAnsi="Arial"/>
+                <w:sz w:val="17"/>
+              </w:rPr>
+              <w:t>12.400 EUR</w:t>
+            </w:r>
+          </w:p>
+        </w:tc>
+        <w:tc>
+          <w:tcPr>
+            <w:tcW w:type="dxa" w:w="1900"/>
+            <w:vAlign w:val="center"/>
+            <w:shd w:fill="F2F4F5"/>
+            <w:tcMar>
+              <w:top w:w="90" w:type="dxa"/>
+              <w:start w:w="100" w:type="dxa"/>
+              <w:bottom w:w="90" w:type="dxa"/>
+              <w:end w:w="100" w:type="dxa"/>
+            </w:tcMar>
+          </w:tcPr>
+          <w:p>
+            <w:pPr>
+              <w:spacing w:after="30" w:line="259" w:lineRule="auto"/>
+            </w:pPr>
+            <w:r>
+              <w:rPr>
+                <w:rFonts w:ascii="Arial" w:hAnsi="Arial"/>
+                <w:sz w:val="17"/>
+              </w:rPr>
+              <w:t>Gemeinschaftskonto</w:t>
+            </w:r>
+          </w:p>
+        </w:tc>
+        <w:tc>
+          <w:tcPr>
+            <w:tcW w:type="dxa" w:w="3700"/>
+            <w:vAlign w:val="center"/>
+            <w:shd w:fill="F2F4F5"/>
+            <w:tcMar>
+              <w:top w:w="90" w:type="dxa"/>
+              <w:start w:w="100" w:type="dxa"/>
+              <w:bottom w:w="90" w:type="dxa"/>
+              <w:end w:w="100" w:type="dxa"/>
+            </w:tcMar>
+          </w:tcPr>
+          <w:p>
+            <w:pPr>
+              <w:spacing w:after="30" w:line="259" w:lineRule="auto"/>
+            </w:pPr>
+            <w:r>
+              <w:rPr>
+                <w:rFonts w:ascii="Arial" w:hAnsi="Arial"/>
+                <w:sz w:val="17"/>
+              </w:rPr>
+              <w:t>Heizkessel für Gesamtgebäude</w:t>
+            </w:r>
+          </w:p>
+        </w:tc>
+      </w:tr>
+      <w:tr>
+        <w:tc>
+          <w:tcPr>
+            <w:tcW w:type="dxa" w:w="2550"/>
+            <w:vAlign w:val="center"/>
+            <w:tcMar>
+              <w:top w:w="90" w:type="dxa"/>
+              <w:start w:w="100" w:type="dxa"/>
+              <w:bottom w:w="90" w:type="dxa"/>
+              <w:end w:w="100" w:type="dxa"/>
+            </w:tcMar>
+          </w:tcPr>
+          <w:p>
+            <w:pPr>
+              <w:spacing w:after="30" w:line="259" w:lineRule="auto"/>
+            </w:pPr>
+            <w:r>
+              <w:rPr>
+                <w:rFonts w:ascii="Arial" w:hAnsi="Arial"/>
+                <w:sz w:val="17"/>
+              </w:rPr>
+              <w:t>Maler Rickert, 14.03.2024</w:t>
+            </w:r>
+          </w:p>
+        </w:tc>
+        <w:tc>
+          <w:tcPr>
+            <w:tcW w:type="dxa" w:w="1450"/>
+            <w:vAlign w:val="center"/>
+            <w:tcMar>
+              <w:top w:w="90" w:type="dxa"/>
+              <w:start w:w="100" w:type="dxa"/>
+              <w:bottom w:w="90" w:type="dxa"/>
+              <w:end w:w="100" w:type="dxa"/>
+            </w:tcMar>
+          </w:tcPr>
+          <w:p>
+            <w:pPr>
+              <w:spacing w:after="30" w:line="259" w:lineRule="auto"/>
+            </w:pPr>
+            <w:r>
+              <w:rPr>
+                <w:rFonts w:ascii="Arial" w:hAnsi="Arial"/>
+                <w:sz w:val="17"/>
+              </w:rPr>
+              <w:t>6.300 EUR</w:t>
+            </w:r>
+          </w:p>
+        </w:tc>
+        <w:tc>
+          <w:tcPr>
+            <w:tcW w:type="dxa" w:w="1900"/>
+            <w:vAlign w:val="center"/>
+            <w:tcMar>
+              <w:top w:w="90" w:type="dxa"/>
+              <w:start w:w="100" w:type="dxa"/>
+              <w:bottom w:w="90" w:type="dxa"/>
+              <w:end w:w="100" w:type="dxa"/>
+            </w:tcMar>
+          </w:tcPr>
+          <w:p>
+            <w:pPr>
+              <w:spacing w:after="30" w:line="259" w:lineRule="auto"/>
+            </w:pPr>
+            <w:r>
+              <w:rPr>
+                <w:rFonts w:ascii="Arial" w:hAnsi="Arial"/>
+                <w:sz w:val="17"/>
+              </w:rPr>
+              <w:t>Karsten</w:t>
+            </w:r>
+          </w:p>
+        </w:tc>
+        <w:tc>
+          <w:tcPr>
+            <w:tcW w:type="dxa" w:w="3700"/>
+            <w:vAlign w:val="center"/>
+            <w:tcMar>
+              <w:top w:w="90" w:type="dxa"/>
+              <w:start w:w="100" w:type="dxa"/>
+              <w:bottom w:w="90" w:type="dxa"/>
+              <w:end w:w="100" w:type="dxa"/>
+            </w:tcMar>
+          </w:tcPr>
+          <w:p>
+            <w:pPr>
+              <w:spacing w:after="30" w:line="259" w:lineRule="auto"/>
+            </w:pPr>
+            <w:r>
+              <w:rPr>
+                <w:rFonts w:ascii="Arial" w:hAnsi="Arial"/>
+                <w:sz w:val="17"/>
+              </w:rPr>
+              <w:t>Fassade und Fenster Ferienwohnungen</w:t>
+            </w:r>
+          </w:p>
+        </w:tc>
+      </w:tr>
+      <w:tr>
+        <w:tc>
+          <w:tcPr>
+            <w:tcW w:type="dxa" w:w="2550"/>
+            <w:vAlign w:val="center"/>
+            <w:shd w:fill="F2F4F5"/>
+            <w:tcMar>
+              <w:top w:w="90" w:type="dxa"/>
+              <w:start w:w="100" w:type="dxa"/>
+              <w:bottom w:w="90" w:type="dxa"/>
+              <w:end w:w="100" w:type="dxa"/>
+            </w:tcMar>
+          </w:tcPr>
+          <w:p>
+            <w:pPr>
+              <w:spacing w:after="30" w:line="259" w:lineRule="auto"/>
+            </w:pPr>
+            <w:r>
+              <w:rPr>
+                <w:rFonts w:ascii="Arial" w:hAnsi="Arial"/>
+                <w:sz w:val="17"/>
+              </w:rPr>
+              <w:t>Trocknung Küste, 02.10.2025</w:t>
+            </w:r>
+          </w:p>
+        </w:tc>
+        <w:tc>
+          <w:tcPr>
+            <w:tcW w:type="dxa" w:w="1450"/>
+            <w:vAlign w:val="center"/>
+            <w:shd w:fill="F2F4F5"/>
+            <w:tcMar>
+              <w:top w:w="90" w:type="dxa"/>
+              <w:start w:w="100" w:type="dxa"/>
+              <w:bottom w:w="90" w:type="dxa"/>
+              <w:end w:w="100" w:type="dxa"/>
+            </w:tcMar>
+          </w:tcPr>
+          <w:p>
+            <w:pPr>
+              <w:spacing w:after="30" w:line="259" w:lineRule="auto"/>
+            </w:pPr>
+            <w:r>
+              <w:rPr>
+                <w:rFonts w:ascii="Arial" w:hAnsi="Arial"/>
+                <w:sz w:val="17"/>
+              </w:rPr>
+              <w:t>4.860 EUR</w:t>
+            </w:r>
+          </w:p>
+        </w:tc>
+        <w:tc>
+          <w:tcPr>
+            <w:tcW w:type="dxa" w:w="1900"/>
+            <w:vAlign w:val="center"/>
+            <w:shd w:fill="F2F4F5"/>
+            <w:tcMar>
+              <w:top w:w="90" w:type="dxa"/>
+              <w:start w:w="100" w:type="dxa"/>
+              <w:bottom w:w="90" w:type="dxa"/>
+              <w:end w:w="100" w:type="dxa"/>
+            </w:tcMar>
+          </w:tcPr>
+          <w:p>
+            <w:pPr>
+              <w:spacing w:after="30" w:line="259" w:lineRule="auto"/>
+            </w:pPr>
+            <w:r>
+              <w:rPr>
+                <w:rFonts w:ascii="Arial" w:hAnsi="Arial"/>
+                <w:sz w:val="17"/>
+              </w:rPr>
+              <w:t>Helga</w:t>
+            </w:r>
+          </w:p>
+        </w:tc>
+        <w:tc>
+          <w:tcPr>
+            <w:tcW w:type="dxa" w:w="3700"/>
+            <w:vAlign w:val="center"/>
+            <w:shd w:fill="F2F4F5"/>
+            <w:tcMar>
+              <w:top w:w="90" w:type="dxa"/>
+              <w:start w:w="100" w:type="dxa"/>
+              <w:bottom w:w="90" w:type="dxa"/>
+              <w:end w:w="100" w:type="dxa"/>
+            </w:tcMar>
+          </w:tcPr>
+          <w:p>
+            <w:pPr>
+              <w:spacing w:after="30" w:line="259" w:lineRule="auto"/>
+            </w:pPr>
+            <w:r>
+              <w:rPr>
+                <w:rFonts w:ascii="Arial" w:hAnsi="Arial"/>
+                <w:sz w:val="17"/>
+              </w:rPr>
+              <w:t>Feuchtigkeit Erdgeschoss</w:t>
+            </w:r>
+          </w:p>
+        </w:tc>
+      </w:tr>
+    </w:tbl>
+    <w:p>
+      <w:pPr>
+        <w:widowControl/>
+        <w:spacing w:after="0"/>
+      </w:pPr>
+    </w:p>
+    <w:p>
+      <w:pPr>
+        <w:pStyle w:val="Heading1"/>
+        <w:widowControl/>
+      </w:pPr>
+      <w:r>
+        <w:rPr>
+          <w:rFonts w:ascii="Arial" w:hAnsi="Arial" w:eastAsia="Arial"/>
+        </w:rPr>
+        <w:t>4. Fehlende Unterlagen</w:t>
+      </w:r>
+    </w:p>
+    <w:p>
+      <w:pPr>
+        <w:widowControl/>
+        <w:jc w:val="both"/>
+      </w:pPr>
+      <w:r>
+        <w:rPr>
+          <w:rFonts w:ascii="Arial" w:hAnsi="Arial" w:eastAsia="Arial"/>
+        </w:rPr>
+        <w:t>Zur Dachrechnung fehlen die Versicherungsabrechnung und der Zahlungsnachweis über den Restbetrag. Für die Heizung ist offen, ob das Gemeinschaftskonto aus Ferienmieten gespeist wurde. Bei den Pflegezeiten fehlen Abgrenzungen zu Besuchen aus familiärem Anlass. Diese Punkte sollen vor einer Verrechnung geklärt werden.</w:t>
+      </w:r>
+    </w:p>
+    <w:p>
+      <w:pPr>
+        <w:widowControl/>
+        <w:jc w:val="both"/>
+      </w:pPr>
+      <w:r>
+        <w:rPr>
+          <w:rFonts w:ascii="Arial" w:hAnsi="Arial" w:eastAsia="Arial"/>
+        </w:rPr>
+        <w:t>Sylt, 24. Juni 2026 Karsten Martensen</w:t>
+      </w:r>
+    </w:p>
+    <w:p>
+      <w:pPr>
+        <w:pStyle w:val="Heading1"/>
+        <w:widowControl/>
+      </w:pPr>
+      <w:r>
+        <w:rPr>
+          <w:rFonts w:ascii="Arial" w:hAnsi="Arial" w:eastAsia="Arial"/>
+        </w:rPr>
+        <w:t>5. Belegabgleich und Doppelerfassungen</w:t>
+      </w:r>
+    </w:p>
+    <w:p>
+      <w:pPr>
+        <w:keepLines w:val="0"/>
+        <w:widowControl/>
+      </w:pPr>
+      <w:r>
+        <w:rPr>
+          <w:rFonts w:ascii="Arial" w:hAnsi="Arial" w:eastAsia="Arial"/>
+        </w:rPr>
+        <w:t>Von 67 behaupteten Arzt- und Therapiefahrten sind 49 durch Kalender, Parkbeleg oder Praxisbestätigung zeitlich zuordenbar. Acht Termine überschneiden sich mit Einsätzen des Pflegediensts, ohne dass dadurch Karstens eigener Aufwand automatisch entfällt. Zehn Fahrten sind bislang nur aus der nachträglichen Liste ersichtlich.</w:t>
+      </w:r>
+    </w:p>
+    <w:p>
+      <w:pPr>
+        <w:keepLines w:val="0"/>
+        <w:widowControl/>
+      </w:pPr>
+      <w:r>
+        <w:rPr>
+          <w:rFonts w:ascii="Arial" w:hAnsi="Arial" w:eastAsia="Arial"/>
+        </w:rPr>
+        <w:t>Die Dachrechnung von 19800,00 EUR wurde zu 7200,00 EUR von der Gebäudeversicherung getragen. Für eine Bewertung darf daher nicht der volle Rechnungsbetrag ohne Zahlungsweg angesetzt werden. Die Heizungsrechnung wurde vom Gemeinschaftskonto bezahlt, auf das auch Ferienmieten eingingen.</w:t>
+      </w:r>
+    </w:p>
+    <w:tbl>
+      <w:tblPr>
+        <w:tblStyle w:val="TableGrid"/>
+        <w:tblW w:type="auto" w:w="0"/>
+        <w:jc w:val="center"/>
+        <w:tblLayout w:type="autofit"/>
+        <w:tblLook w:firstColumn="1" w:firstRow="1" w:lastColumn="0" w:lastRow="0" w:noHBand="0" w:noVBand="1" w:val="04A0"/>
+      </w:tblPr>
+      <w:tblGrid>
+        <w:gridCol w:w="1882"/>
+        <w:gridCol w:w="1882"/>
+        <w:gridCol w:w="1882"/>
+        <w:gridCol w:w="1882"/>
+        <w:gridCol w:w="1882"/>
+      </w:tblGrid>
+      <w:tr>
+        <w:trPr>
+          <w:tblHeader w:val="true"/>
+          <w:tblHeader w:val="true"/>
+          <w:tblHeader w:val="true"/>
+        </w:trPr>
+        <w:tc>
+          <w:tcPr>
+            <w:tcW w:type="dxa" w:w="1882"/>
+            <w:vAlign w:val="center"/>
+            <w:tcMar>
+              <w:top w:w="90" w:type="dxa"/>
+              <w:start w:w="100" w:type="dxa"/>
+              <w:bottom w:w="90" w:type="dxa"/>
+              <w:end w:w="100" w:type="dxa"/>
+            </w:tcMar>
+            <w:shd w:fill="17324D"/>
+          </w:tcPr>
+          <w:p>
+            <w:pPr>
+              <w:spacing w:after="30"/>
+            </w:pPr>
+            <w:r>
+              <w:rPr>
+                <w:rFonts w:ascii="Arial" w:hAnsi="Arial"/>
+                <w:b/>
+                <w:color w:val="FFFFFF"/>
+                <w:sz w:val="17"/>
+              </w:rPr>
+              <w:t>Position</w:t>
+            </w:r>
+          </w:p>
+        </w:tc>
+        <w:tc>
+          <w:tcPr>
+            <w:tcW w:type="dxa" w:w="1882"/>
+            <w:vAlign w:val="center"/>
+            <w:tcMar>
+              <w:top w:w="90" w:type="dxa"/>
+              <w:start w:w="100" w:type="dxa"/>
+              <w:bottom w:w="90" w:type="dxa"/>
+              <w:end w:w="100" w:type="dxa"/>
+            </w:tcMar>
+            <w:shd w:fill="17324D"/>
+          </w:tcPr>
+          <w:p>
+            <w:pPr>
+              <w:spacing w:after="30"/>
+            </w:pPr>
+            <w:r>
+              <w:rPr>
+                <w:rFonts w:ascii="Arial" w:hAnsi="Arial"/>
+                <w:b/>
+                <w:color w:val="FFFFFF"/>
+                <w:sz w:val="17"/>
+              </w:rPr>
+              <w:t>Rechnung</w:t>
+            </w:r>
+          </w:p>
+        </w:tc>
+        <w:tc>
+          <w:tcPr>
+            <w:tcW w:type="dxa" w:w="1882"/>
+            <w:vAlign w:val="center"/>
+            <w:tcMar>
+              <w:top w:w="90" w:type="dxa"/>
+              <w:start w:w="100" w:type="dxa"/>
+              <w:bottom w:w="90" w:type="dxa"/>
+              <w:end w:w="100" w:type="dxa"/>
+            </w:tcMar>
+            <w:shd w:fill="17324D"/>
+          </w:tcPr>
+          <w:p>
+            <w:pPr>
+              <w:spacing w:after="30"/>
+            </w:pPr>
+            <w:r>
+              <w:rPr>
+                <w:rFonts w:ascii="Arial" w:hAnsi="Arial"/>
+                <w:b/>
+                <w:color w:val="FFFFFF"/>
+                <w:sz w:val="17"/>
+              </w:rPr>
+              <w:t>Versicherung oder Dritter</w:t>
+            </w:r>
+          </w:p>
+        </w:tc>
+        <w:tc>
+          <w:tcPr>
+            <w:tcW w:type="dxa" w:w="1882"/>
+            <w:vAlign w:val="center"/>
+            <w:tcMar>
+              <w:top w:w="90" w:type="dxa"/>
+              <w:start w:w="100" w:type="dxa"/>
+              <w:bottom w:w="90" w:type="dxa"/>
+              <w:end w:w="100" w:type="dxa"/>
+            </w:tcMar>
+            <w:shd w:fill="17324D"/>
+          </w:tcPr>
+          <w:p>
+            <w:pPr>
+              <w:spacing w:after="30"/>
+            </w:pPr>
+            <w:r>
+              <w:rPr>
+                <w:rFonts w:ascii="Arial" w:hAnsi="Arial"/>
+                <w:b/>
+                <w:color w:val="FFFFFF"/>
+                <w:sz w:val="17"/>
+              </w:rPr>
+              <w:t>Eigenzahlung belegt</w:t>
+            </w:r>
+          </w:p>
+        </w:tc>
+        <w:tc>
+          <w:tcPr>
+            <w:tcW w:type="dxa" w:w="1882"/>
+            <w:vAlign w:val="center"/>
+            <w:tcMar>
+              <w:top w:w="90" w:type="dxa"/>
+              <w:start w:w="100" w:type="dxa"/>
+              <w:bottom w:w="90" w:type="dxa"/>
+              <w:end w:w="100" w:type="dxa"/>
+            </w:tcMar>
+            <w:shd w:fill="17324D"/>
+          </w:tcPr>
+          <w:p>
+            <w:pPr>
+              <w:spacing w:after="30"/>
+            </w:pPr>
+            <w:r>
+              <w:rPr>
+                <w:rFonts w:ascii="Arial" w:hAnsi="Arial"/>
+                <w:b/>
+                <w:color w:val="FFFFFF"/>
+                <w:sz w:val="17"/>
+              </w:rPr>
+              <w:t>Offen</w:t>
+            </w:r>
+          </w:p>
+        </w:tc>
+      </w:tr>
+      <w:tr>
+        <w:tc>
+          <w:tcPr>
+            <w:tcW w:type="dxa" w:w="1882"/>
+            <w:vAlign w:val="center"/>
+            <w:tcMar>
+              <w:top w:w="90" w:type="dxa"/>
+              <w:start w:w="100" w:type="dxa"/>
+              <w:bottom w:w="90" w:type="dxa"/>
+              <w:end w:w="100" w:type="dxa"/>
+            </w:tcMar>
+          </w:tcPr>
+          <w:p>
+            <w:pPr>
+              <w:spacing w:after="30"/>
+            </w:pPr>
+            <w:r>
+              <w:rPr>
+                <w:rFonts w:ascii="Arial" w:hAnsi="Arial"/>
+                <w:sz w:val="17"/>
+              </w:rPr>
+              <w:t>Dach</w:t>
+            </w:r>
+          </w:p>
+        </w:tc>
+        <w:tc>
+          <w:tcPr>
+            <w:tcW w:type="dxa" w:w="1882"/>
+            <w:vAlign w:val="center"/>
+            <w:tcMar>
+              <w:top w:w="90" w:type="dxa"/>
+              <w:start w:w="100" w:type="dxa"/>
+              <w:bottom w:w="90" w:type="dxa"/>
+              <w:end w:w="100" w:type="dxa"/>
+            </w:tcMar>
+          </w:tcPr>
+          <w:p>
+            <w:pPr>
+              <w:spacing w:after="30"/>
+            </w:pPr>
+            <w:r>
+              <w:rPr>
+                <w:rFonts w:ascii="Arial" w:hAnsi="Arial"/>
+                <w:sz w:val="17"/>
+              </w:rPr>
+              <w:t>19800,00 EUR</w:t>
+            </w:r>
+          </w:p>
+        </w:tc>
+        <w:tc>
+          <w:tcPr>
+            <w:tcW w:type="dxa" w:w="1882"/>
+            <w:vAlign w:val="center"/>
+            <w:tcMar>
+              <w:top w:w="90" w:type="dxa"/>
+              <w:start w:w="100" w:type="dxa"/>
+              <w:bottom w:w="90" w:type="dxa"/>
+              <w:end w:w="100" w:type="dxa"/>
+            </w:tcMar>
+          </w:tcPr>
+          <w:p>
+            <w:pPr>
+              <w:spacing w:after="30"/>
+            </w:pPr>
+            <w:r>
+              <w:rPr>
+                <w:rFonts w:ascii="Arial" w:hAnsi="Arial"/>
+                <w:sz w:val="17"/>
+              </w:rPr>
+              <w:t>7200,00 EUR</w:t>
+            </w:r>
+          </w:p>
+        </w:tc>
+        <w:tc>
+          <w:tcPr>
+            <w:tcW w:type="dxa" w:w="1882"/>
+            <w:vAlign w:val="center"/>
+            <w:tcMar>
+              <w:top w:w="90" w:type="dxa"/>
+              <w:start w:w="100" w:type="dxa"/>
+              <w:bottom w:w="90" w:type="dxa"/>
+              <w:end w:w="100" w:type="dxa"/>
+            </w:tcMar>
+          </w:tcPr>
+          <w:p>
+            <w:pPr>
+              <w:spacing w:after="30"/>
+            </w:pPr>
+            <w:r>
+              <w:rPr>
+                <w:rFonts w:ascii="Arial" w:hAnsi="Arial"/>
+                <w:sz w:val="17"/>
+              </w:rPr>
+              <w:t>12600,00 EUR Karsten</w:t>
+            </w:r>
+          </w:p>
+        </w:tc>
+        <w:tc>
+          <w:tcPr>
+            <w:tcW w:type="dxa" w:w="1882"/>
+            <w:vAlign w:val="center"/>
+            <w:tcMar>
+              <w:top w:w="90" w:type="dxa"/>
+              <w:start w:w="100" w:type="dxa"/>
+              <w:bottom w:w="90" w:type="dxa"/>
+              <w:end w:w="100" w:type="dxa"/>
+            </w:tcMar>
+          </w:tcPr>
+          <w:p>
+            <w:pPr>
+              <w:spacing w:after="30"/>
+            </w:pPr>
+            <w:r>
+              <w:rPr>
+                <w:rFonts w:ascii="Arial" w:hAnsi="Arial"/>
+                <w:sz w:val="17"/>
+              </w:rPr>
+              <w:t>Nutzungsanteile</w:t>
+            </w:r>
+          </w:p>
+        </w:tc>
+      </w:tr>
+      <w:tr>
+        <w:tc>
+          <w:tcPr>
+            <w:tcW w:type="dxa" w:w="1882"/>
+            <w:vAlign w:val="center"/>
+            <w:tcMar>
+              <w:top w:w="90" w:type="dxa"/>
+              <w:start w:w="100" w:type="dxa"/>
+              <w:bottom w:w="90" w:type="dxa"/>
+              <w:end w:w="100" w:type="dxa"/>
+            </w:tcMar>
+            <w:shd w:fill="F2F4F5"/>
+          </w:tcPr>
+          <w:p>
+            <w:pPr>
+              <w:spacing w:after="30"/>
+            </w:pPr>
+            <w:r>
+              <w:rPr>
+                <w:rFonts w:ascii="Arial" w:hAnsi="Arial"/>
+                <w:sz w:val="17"/>
+              </w:rPr>
+              <w:t>Heizung</w:t>
+            </w:r>
+          </w:p>
+        </w:tc>
+        <w:tc>
+          <w:tcPr>
+            <w:tcW w:type="dxa" w:w="1882"/>
+            <w:vAlign w:val="center"/>
+            <w:tcMar>
+              <w:top w:w="90" w:type="dxa"/>
+              <w:start w:w="100" w:type="dxa"/>
+              <w:bottom w:w="90" w:type="dxa"/>
+              <w:end w:w="100" w:type="dxa"/>
+            </w:tcMar>
+            <w:shd w:fill="F2F4F5"/>
+          </w:tcPr>
+          <w:p>
+            <w:pPr>
+              <w:spacing w:after="30"/>
+            </w:pPr>
+            <w:r>
+              <w:rPr>
+                <w:rFonts w:ascii="Arial" w:hAnsi="Arial"/>
+                <w:sz w:val="17"/>
+              </w:rPr>
+              <w:t>12400,00 EUR</w:t>
+            </w:r>
+          </w:p>
+        </w:tc>
+        <w:tc>
+          <w:tcPr>
+            <w:tcW w:type="dxa" w:w="1882"/>
+            <w:vAlign w:val="center"/>
+            <w:tcMar>
+              <w:top w:w="90" w:type="dxa"/>
+              <w:start w:w="100" w:type="dxa"/>
+              <w:bottom w:w="90" w:type="dxa"/>
+              <w:end w:w="100" w:type="dxa"/>
+            </w:tcMar>
+            <w:shd w:fill="F2F4F5"/>
+          </w:tcPr>
+          <w:p>
+            <w:pPr>
+              <w:spacing w:after="30"/>
+            </w:pPr>
+            <w:r>
+              <w:rPr>
+                <w:rFonts w:ascii="Arial" w:hAnsi="Arial"/>
+                <w:sz w:val="17"/>
+              </w:rPr>
+              <w:t>0,00 EUR</w:t>
+            </w:r>
+          </w:p>
+        </w:tc>
+        <w:tc>
+          <w:tcPr>
+            <w:tcW w:type="dxa" w:w="1882"/>
+            <w:vAlign w:val="center"/>
+            <w:tcMar>
+              <w:top w:w="90" w:type="dxa"/>
+              <w:start w:w="100" w:type="dxa"/>
+              <w:bottom w:w="90" w:type="dxa"/>
+              <w:end w:w="100" w:type="dxa"/>
+            </w:tcMar>
+            <w:shd w:fill="F2F4F5"/>
+          </w:tcPr>
+          <w:p>
+            <w:pPr>
+              <w:spacing w:after="30"/>
+            </w:pPr>
+            <w:r>
+              <w:rPr>
+                <w:rFonts w:ascii="Arial" w:hAnsi="Arial"/>
+                <w:sz w:val="17"/>
+              </w:rPr>
+              <w:t>Gemeinschaftskonto</w:t>
+            </w:r>
+          </w:p>
+        </w:tc>
+        <w:tc>
+          <w:tcPr>
+            <w:tcW w:type="dxa" w:w="1882"/>
+            <w:vAlign w:val="center"/>
+            <w:tcMar>
+              <w:top w:w="90" w:type="dxa"/>
+              <w:start w:w="100" w:type="dxa"/>
+              <w:bottom w:w="90" w:type="dxa"/>
+              <w:end w:w="100" w:type="dxa"/>
+            </w:tcMar>
+            <w:shd w:fill="F2F4F5"/>
+          </w:tcPr>
+          <w:p>
+            <w:pPr>
+              <w:spacing w:after="30"/>
+            </w:pPr>
+            <w:r>
+              <w:rPr>
+                <w:rFonts w:ascii="Arial" w:hAnsi="Arial"/>
+                <w:sz w:val="17"/>
+              </w:rPr>
+              <w:t>Herkunft Kontoguthaben</w:t>
+            </w:r>
+          </w:p>
+        </w:tc>
+      </w:tr>
+      <w:tr>
+        <w:tc>
+          <w:tcPr>
+            <w:tcW w:type="dxa" w:w="1882"/>
+            <w:vAlign w:val="center"/>
+            <w:tcMar>
+              <w:top w:w="90" w:type="dxa"/>
+              <w:start w:w="100" w:type="dxa"/>
+              <w:bottom w:w="90" w:type="dxa"/>
+              <w:end w:w="100" w:type="dxa"/>
+            </w:tcMar>
+          </w:tcPr>
+          <w:p>
+            <w:pPr>
+              <w:spacing w:after="30"/>
+            </w:pPr>
+            <w:r>
+              <w:rPr>
+                <w:rFonts w:ascii="Arial" w:hAnsi="Arial"/>
+                <w:sz w:val="17"/>
+              </w:rPr>
+              <w:t>Fassade</w:t>
+            </w:r>
+          </w:p>
+        </w:tc>
+        <w:tc>
+          <w:tcPr>
+            <w:tcW w:type="dxa" w:w="1882"/>
+            <w:vAlign w:val="center"/>
+            <w:tcMar>
+              <w:top w:w="90" w:type="dxa"/>
+              <w:start w:w="100" w:type="dxa"/>
+              <w:bottom w:w="90" w:type="dxa"/>
+              <w:end w:w="100" w:type="dxa"/>
+            </w:tcMar>
+          </w:tcPr>
+          <w:p>
+            <w:pPr>
+              <w:spacing w:after="30"/>
+            </w:pPr>
+            <w:r>
+              <w:rPr>
+                <w:rFonts w:ascii="Arial" w:hAnsi="Arial"/>
+                <w:sz w:val="17"/>
+              </w:rPr>
+              <w:t>6300,00 EUR</w:t>
+            </w:r>
+          </w:p>
+        </w:tc>
+        <w:tc>
+          <w:tcPr>
+            <w:tcW w:type="dxa" w:w="1882"/>
+            <w:vAlign w:val="center"/>
+            <w:tcMar>
+              <w:top w:w="90" w:type="dxa"/>
+              <w:start w:w="100" w:type="dxa"/>
+              <w:bottom w:w="90" w:type="dxa"/>
+              <w:end w:w="100" w:type="dxa"/>
+            </w:tcMar>
+          </w:tcPr>
+          <w:p>
+            <w:pPr>
+              <w:spacing w:after="30"/>
+            </w:pPr>
+            <w:r>
+              <w:rPr>
+                <w:rFonts w:ascii="Arial" w:hAnsi="Arial"/>
+                <w:sz w:val="17"/>
+              </w:rPr>
+              <w:t>0,00 EUR</w:t>
+            </w:r>
+          </w:p>
+        </w:tc>
+        <w:tc>
+          <w:tcPr>
+            <w:tcW w:type="dxa" w:w="1882"/>
+            <w:vAlign w:val="center"/>
+            <w:tcMar>
+              <w:top w:w="90" w:type="dxa"/>
+              <w:start w:w="100" w:type="dxa"/>
+              <w:bottom w:w="90" w:type="dxa"/>
+              <w:end w:w="100" w:type="dxa"/>
+            </w:tcMar>
+          </w:tcPr>
+          <w:p>
+            <w:pPr>
+              <w:spacing w:after="30"/>
+            </w:pPr>
+            <w:r>
+              <w:rPr>
+                <w:rFonts w:ascii="Arial" w:hAnsi="Arial"/>
+                <w:sz w:val="17"/>
+              </w:rPr>
+              <w:t>Karsten</w:t>
+            </w:r>
+          </w:p>
+        </w:tc>
+        <w:tc>
+          <w:tcPr>
+            <w:tcW w:type="dxa" w:w="1882"/>
+            <w:vAlign w:val="center"/>
+            <w:tcMar>
+              <w:top w:w="90" w:type="dxa"/>
+              <w:start w:w="100" w:type="dxa"/>
+              <w:bottom w:w="90" w:type="dxa"/>
+              <w:end w:w="100" w:type="dxa"/>
+            </w:tcMar>
+          </w:tcPr>
+          <w:p>
+            <w:pPr>
+              <w:spacing w:after="30"/>
+            </w:pPr>
+            <w:r>
+              <w:rPr>
+                <w:rFonts w:ascii="Arial" w:hAnsi="Arial"/>
+                <w:sz w:val="17"/>
+              </w:rPr>
+              <w:t>Ferienwohnungen</w:t>
+            </w:r>
+          </w:p>
+        </w:tc>
+      </w:tr>
+      <w:tr>
+        <w:tc>
+          <w:tcPr>
+            <w:tcW w:type="dxa" w:w="1882"/>
+            <w:vAlign w:val="center"/>
+            <w:tcMar>
+              <w:top w:w="90" w:type="dxa"/>
+              <w:start w:w="100" w:type="dxa"/>
+              <w:bottom w:w="90" w:type="dxa"/>
+              <w:end w:w="100" w:type="dxa"/>
+            </w:tcMar>
+            <w:shd w:fill="F2F4F5"/>
+          </w:tcPr>
+          <w:p>
+            <w:pPr>
+              <w:spacing w:after="30"/>
+            </w:pPr>
+            <w:r>
+              <w:rPr>
+                <w:rFonts w:ascii="Arial" w:hAnsi="Arial"/>
+                <w:sz w:val="17"/>
+              </w:rPr>
+              <w:t>Trocknung</w:t>
+            </w:r>
+          </w:p>
+        </w:tc>
+        <w:tc>
+          <w:tcPr>
+            <w:tcW w:type="dxa" w:w="1882"/>
+            <w:vAlign w:val="center"/>
+            <w:tcMar>
+              <w:top w:w="90" w:type="dxa"/>
+              <w:start w:w="100" w:type="dxa"/>
+              <w:bottom w:w="90" w:type="dxa"/>
+              <w:end w:w="100" w:type="dxa"/>
+            </w:tcMar>
+            <w:shd w:fill="F2F4F5"/>
+          </w:tcPr>
+          <w:p>
+            <w:pPr>
+              <w:spacing w:after="30"/>
+            </w:pPr>
+            <w:r>
+              <w:rPr>
+                <w:rFonts w:ascii="Arial" w:hAnsi="Arial"/>
+                <w:sz w:val="17"/>
+              </w:rPr>
+              <w:t>4860,00 EUR</w:t>
+            </w:r>
+          </w:p>
+        </w:tc>
+        <w:tc>
+          <w:tcPr>
+            <w:tcW w:type="dxa" w:w="1882"/>
+            <w:vAlign w:val="center"/>
+            <w:tcMar>
+              <w:top w:w="90" w:type="dxa"/>
+              <w:start w:w="100" w:type="dxa"/>
+              <w:bottom w:w="90" w:type="dxa"/>
+              <w:end w:w="100" w:type="dxa"/>
+            </w:tcMar>
+            <w:shd w:fill="F2F4F5"/>
+          </w:tcPr>
+          <w:p>
+            <w:pPr>
+              <w:spacing w:after="30"/>
+            </w:pPr>
+            <w:r>
+              <w:rPr>
+                <w:rFonts w:ascii="Arial" w:hAnsi="Arial"/>
+                <w:sz w:val="17"/>
+              </w:rPr>
+              <w:t>0,00 EUR</w:t>
+            </w:r>
+          </w:p>
+        </w:tc>
+        <w:tc>
+          <w:tcPr>
+            <w:tcW w:type="dxa" w:w="1882"/>
+            <w:vAlign w:val="center"/>
+            <w:tcMar>
+              <w:top w:w="90" w:type="dxa"/>
+              <w:start w:w="100" w:type="dxa"/>
+              <w:bottom w:w="90" w:type="dxa"/>
+              <w:end w:w="100" w:type="dxa"/>
+            </w:tcMar>
+            <w:shd w:fill="F2F4F5"/>
+          </w:tcPr>
+          <w:p>
+            <w:pPr>
+              <w:spacing w:after="30"/>
+            </w:pPr>
+            <w:r>
+              <w:rPr>
+                <w:rFonts w:ascii="Arial" w:hAnsi="Arial"/>
+                <w:sz w:val="17"/>
+              </w:rPr>
+              <w:t>Helga</w:t>
+            </w:r>
+          </w:p>
+        </w:tc>
+        <w:tc>
+          <w:tcPr>
+            <w:tcW w:type="dxa" w:w="1882"/>
+            <w:vAlign w:val="center"/>
+            <w:tcMar>
+              <w:top w:w="90" w:type="dxa"/>
+              <w:start w:w="100" w:type="dxa"/>
+              <w:bottom w:w="90" w:type="dxa"/>
+              <w:end w:w="100" w:type="dxa"/>
+            </w:tcMar>
+            <w:shd w:fill="F2F4F5"/>
+          </w:tcPr>
+          <w:p>
+            <w:pPr>
+              <w:spacing w:after="30"/>
+            </w:pPr>
+            <w:r>
+              <w:rPr>
+                <w:rFonts w:ascii="Arial" w:hAnsi="Arial"/>
+                <w:sz w:val="17"/>
+              </w:rPr>
+              <w:t>Erdgeschoss</w:t>
+            </w:r>
+          </w:p>
+        </w:tc>
+      </w:tr>
+    </w:tbl>
     <w:sectPr>
-      <w:pgSz w:w="12240" w:h="15840"/>
-      <w:pgMar w:top="1440" w:right="1800" w:bottom="1440" w:left="1800" w:header="720" w:footer="720" w:gutter="0"/>
+      <w:headerReference w:type="default" r:id="rId9"/>
+      <w:footerReference w:type="default" r:id="rId10"/>
+      <w:pgSz w:w="11906" w:h="16838"/>
+      <w:pgMar w:top="1162" w:right="1219" w:bottom="1162" w:left="1276" w:header="397" w:footer="397" w:gutter="0"/>
       <w:cols w:space="720"/>
       <w:docGrid w:linePitch="360"/>
     </w:sectPr>
   </w:body>
 </w:document>
+</file>
+
+<file path=word/footer1.xml><?xml version="1.0" encoding="utf-8"?>
+<w:ftr xmlns:m="http://schemas.openxmlformats.org/officeDocument/2006/math" xmlns:mc="http://schemas.openxmlformats.org/markup-compatibility/2006" xmlns:mo="http://schemas.microsoft.com/office/mac/office/2008/main" xmlns:mv="urn:schemas-microsoft-com:mac:vml" xmlns:o="urn:schemas-microsoft-com:office:office" xmlns:r="http://schemas.openxmlformats.org/officeDocument/2006/relationships" xmlns:v="urn:schemas-microsoft-com:vml" xmlns:w10="urn:schemas-microsoft-com:office:word" xmlns:w14="http://schemas.microsoft.com/office/word/2010/wordml" xmlns:w="http://schemas.openxmlformats.org/wordprocessingml/2006/main" xmlns:wne="http://schemas.microsoft.com/office/word/2006/wordml" xmlns:wp14="http://schemas.microsoft.com/office/word/2010/wordprocessingDrawing" xmlns:wp="http://schemas.openxmlformats.org/drawingml/2006/wordprocessingDrawing" xmlns:wpc="http://schemas.microsoft.com/office/word/2010/wordprocessingCanvas" xmlns:wpg="http://schemas.microsoft.com/office/word/2010/wordprocessingGroup" xmlns:wpi="http://schemas.microsoft.com/office/word/2010/wordprocessingInk" xmlns:wps="http://schemas.microsoft.com/office/word/2010/wordprocessingShape" mc:Ignorable="w14 wp14">
+  <w:p>
+    <w:pPr>
+      <w:spacing w:before="60"/>
+      <w:jc w:val="center"/>
+    </w:pPr>
+    <w:r>
+      <w:rPr>
+        <w:rFonts w:ascii="Arial" w:hAnsi="Arial"/>
+        <w:color w:val="6B7378"/>
+        <w:sz w:val="12"/>
+      </w:rPr>
+      <w:t>Gurtstig 18 | 25980 Sylt</w:t>
+    </w:r>
+  </w:p>
+  <w:p>
+    <w:pPr>
+      <w:spacing w:after="0"/>
+      <w:jc w:val="center"/>
+    </w:pPr>
+    <w:r>
+      <w:rPr>
+        <w:color w:val="6B7378"/>
+        <w:sz w:val="14"/>
+      </w:rPr>
+      <w:t xml:space="preserve">Seite </w:t>
+    </w:r>
+    <w:r>
+      <w:rPr>
+        <w:color w:val="6B7378"/>
+        <w:sz w:val="14"/>
+      </w:rPr>
+      <w:fldChar w:fldCharType="begin"/>
+      <w:instrText xml:space="preserve"> PAGE </w:instrText>
+      <w:fldChar w:fldCharType="end"/>
+    </w:r>
+  </w:p>
+</w:ftr>
+</file>
+
+<file path=word/header1.xml><?xml version="1.0" encoding="utf-8"?>
+<w:hdr xmlns:m="http://schemas.openxmlformats.org/officeDocument/2006/math" xmlns:mc="http://schemas.openxmlformats.org/markup-compatibility/2006" xmlns:mo="http://schemas.microsoft.com/office/mac/office/2008/main" xmlns:mv="urn:schemas-microsoft-com:mac:vml" xmlns:o="urn:schemas-microsoft-com:office:office" xmlns:r="http://schemas.openxmlformats.org/officeDocument/2006/relationships" xmlns:v="urn:schemas-microsoft-com:vml" xmlns:w10="urn:schemas-microsoft-com:office:word" xmlns:w14="http://schemas.microsoft.com/office/word/2010/wordml" xmlns:w="http://schemas.openxmlformats.org/wordprocessingml/2006/main" xmlns:wne="http://schemas.microsoft.com/office/word/2006/wordml" xmlns:wp14="http://schemas.microsoft.com/office/word/2010/wordprocessingDrawing" xmlns:wp="http://schemas.openxmlformats.org/drawingml/2006/wordprocessingDrawing" xmlns:wpc="http://schemas.microsoft.com/office/word/2010/wordprocessingCanvas" xmlns:wpg="http://schemas.microsoft.com/office/word/2010/wordprocessingGroup" xmlns:wpi="http://schemas.microsoft.com/office/word/2010/wordprocessingInk" xmlns:wps="http://schemas.microsoft.com/office/word/2010/wordprocessingShape" mc:Ignorable="w14 wp14">
+  <w:p>
+    <w:pPr>
+      <w:pBdr>
+        <w:bottom w:val="single" w:sz="10" w:space="4" w:color="2F6684"/>
+      </w:pBdr>
+    </w:pPr>
+  </w:p>
+  <w:tbl>
+    <w:tblPr>
+      <w:tblW w:type="auto" w:w="0"/>
+      <w:jc w:val="center"/>
+      <w:tblLook w:firstColumn="1" w:firstRow="1" w:lastColumn="0" w:lastRow="0" w:noHBand="0" w:noVBand="1" w:val="04A0"/>
+    </w:tblPr>
+    <w:tblGrid>
+      <w:gridCol w:w="6066"/>
+      <w:gridCol w:w="3345"/>
+    </w:tblGrid>
+    <w:tr>
+      <w:tc>
+        <w:tcPr>
+          <w:tcW w:type="dxa" w:w="4706"/>
+        </w:tcPr>
+        <w:p>
+          <w:pPr>
+            <w:spacing w:after="20"/>
+          </w:pPr>
+          <w:r>
+            <w:rPr>
+              <w:rFonts w:ascii="Arial" w:hAnsi="Arial"/>
+              <w:b/>
+              <w:color w:val="17324D"/>
+              <w:sz w:val="21"/>
+            </w:rPr>
+            <w:t>Karsten Martensen</w:t>
+          </w:r>
+        </w:p>
+        <w:p>
+          <w:pPr>
+            <w:spacing w:after="0"/>
+          </w:pPr>
+          <w:r>
+            <w:rPr>
+              <w:color w:val="6B7378"/>
+              <w:sz w:val="15"/>
+            </w:rPr>
+            <w:t>Gurtstig 18 | 25980 Sylt</w:t>
+          </w:r>
+        </w:p>
+      </w:tc>
+      <w:tc>
+        <w:tcPr>
+          <w:tcW w:type="dxa" w:w="4706"/>
+        </w:tcPr>
+        <w:p>
+          <w:pPr>
+            <w:spacing w:after="20"/>
+            <w:jc w:val="right"/>
+          </w:pPr>
+          <w:r>
+            <w:rPr>
+              <w:b/>
+              <w:color w:val="17324D"/>
+              <w:sz w:val="18"/>
+            </w:rPr>
+            <w:t>Nachlass Martensen</w:t>
+          </w:r>
+        </w:p>
+        <w:p>
+          <w:pPr>
+            <w:spacing w:after="0"/>
+            <w:jc w:val="right"/>
+          </w:pPr>
+          <w:r>
+            <w:rPr>
+              <w:color w:val="6B7378"/>
+              <w:sz w:val="15"/>
+            </w:rPr>
+            <w:t>Aktenzeichen PMH/26-184 AM</w:t>
+          </w:r>
+        </w:p>
+      </w:tc>
+    </w:tr>
+  </w:tbl>
+</w:hdr>
 </file>
 
 <file path=word/numbering.xml><?xml version="1.0" encoding="utf-8"?>
@@ -409,9 +2456,13 @@
     <w:name w:val="Normal"/>
     <w:qFormat/>
     <w:rsid w:val="00FC693F"/>
+    <w:pPr>
+      <w:widowControl/>
+      <w:spacing w:before="0" w:after="100" w:line="269" w:lineRule="auto"/>
+    </w:pPr>
     <w:rPr>
-      <w:rFonts w:ascii="Times New Roman" w:hAnsi="Times New Roman"/>
-      <w:sz w:val="22"/>
+      <w:rFonts w:ascii="Arial" w:hAnsi="Arial" w:eastAsia="Arial"/>
+      <w:sz w:val="21"/>
     </w:rPr>
   </w:style>
   <w:style w:type="paragraph" w:styleId="Header">
@@ -469,14 +2520,14 @@
     <w:pPr>
       <w:keepNext/>
       <w:keepLines/>
-      <w:spacing w:before="480" w:after="0"/>
+      <w:spacing w:before="240" w:after="100"/>
       <w:outlineLvl w:val="0"/>
     </w:pPr>
     <w:rPr>
-      <w:rFonts w:asciiTheme="majorHAnsi" w:eastAsiaTheme="majorEastAsia" w:hAnsiTheme="majorHAnsi" w:cstheme="majorBidi" w:ascii="Times New Roman" w:hAnsi="Times New Roman"/>
+      <w:rFonts w:asciiTheme="majorHAnsi" w:eastAsiaTheme="majorEastAsia" w:hAnsiTheme="majorHAnsi" w:cstheme="majorBidi" w:ascii="Arial" w:hAnsi="Arial" w:eastAsia="Arial"/>
       <w:b/>
       <w:bCs/>
-      <w:color w:val="365F91" w:themeColor="accent1" w:themeShade="BF"/>
+      <w:color w:val="17324D"/>
       <w:sz w:val="26"/>
       <w:szCs w:val="28"/>
     </w:rPr>
@@ -493,15 +2544,15 @@
     <w:pPr>
       <w:keepNext/>
       <w:keepLines/>
-      <w:spacing w:before="200" w:after="0"/>
+      <w:spacing w:before="180" w:after="80"/>
       <w:outlineLvl w:val="1"/>
     </w:pPr>
     <w:rPr>
-      <w:rFonts w:asciiTheme="majorHAnsi" w:eastAsiaTheme="majorEastAsia" w:hAnsiTheme="majorHAnsi" w:cstheme="majorBidi" w:ascii="Times New Roman" w:hAnsi="Times New Roman"/>
+      <w:rFonts w:asciiTheme="majorHAnsi" w:eastAsiaTheme="majorEastAsia" w:hAnsiTheme="majorHAnsi" w:cstheme="majorBidi" w:ascii="Arial" w:hAnsi="Arial" w:eastAsia="Arial"/>
       <w:b/>
       <w:bCs/>
-      <w:color w:val="4F81BD" w:themeColor="accent1"/>
-      <w:sz w:val="24"/>
+      <w:color w:val="2F6684"/>
+      <w:sz w:val="23"/>
       <w:szCs w:val="26"/>
     </w:rPr>
   </w:style>
@@ -517,15 +2568,15 @@
     <w:pPr>
       <w:keepNext/>
       <w:keepLines/>
-      <w:spacing w:before="200" w:after="0"/>
+      <w:spacing w:before="140" w:after="60"/>
       <w:outlineLvl w:val="2"/>
     </w:pPr>
     <w:rPr>
-      <w:rFonts w:asciiTheme="majorHAnsi" w:eastAsiaTheme="majorEastAsia" w:hAnsiTheme="majorHAnsi" w:cstheme="majorBidi" w:ascii="Times New Roman" w:hAnsi="Times New Roman"/>
+      <w:rFonts w:asciiTheme="majorHAnsi" w:eastAsiaTheme="majorEastAsia" w:hAnsiTheme="majorHAnsi" w:cstheme="majorBidi" w:ascii="Arial" w:hAnsi="Arial" w:eastAsia="Arial"/>
       <w:b/>
       <w:bCs/>
-      <w:color w:val="4F81BD" w:themeColor="accent1"/>
-      <w:sz w:val="24"/>
+      <w:color w:val="17324D"/>
+      <w:sz w:val="21"/>
     </w:rPr>
   </w:style>
   <w:style w:type="paragraph" w:styleId="Heading4">
@@ -756,18 +2807,20 @@
     <w:qFormat/>
     <w:rsid w:val="00FC693F"/>
     <w:pPr>
+      <w:keepNext/>
       <w:pBdr>
         <w:bottom w:val="single" w:sz="8" w:space="4" w:color="4F81BD" w:themeColor="accent1"/>
       </w:pBdr>
-      <w:spacing w:after="300" w:line="240" w:lineRule="auto"/>
+      <w:spacing w:after="200" w:line="240" w:lineRule="auto" w:before="0"/>
       <w:contextualSpacing/>
     </w:pPr>
     <w:rPr>
-      <w:rFonts w:asciiTheme="majorHAnsi" w:eastAsiaTheme="majorEastAsia" w:hAnsiTheme="majorHAnsi" w:cstheme="majorBidi"/>
-      <w:color w:val="17365D" w:themeColor="text2" w:themeShade="BF"/>
+      <w:rFonts w:asciiTheme="majorHAnsi" w:eastAsiaTheme="majorEastAsia" w:hAnsiTheme="majorHAnsi" w:cstheme="majorBidi" w:ascii="Arial" w:hAnsi="Arial" w:eastAsia="Arial"/>
+      <w:b/>
+      <w:color w:val="17324D"/>
       <w:spacing w:val="5"/>
       <w:kern w:val="28"/>
-      <w:sz w:val="52"/>
+      <w:sz w:val="34"/>
       <w:szCs w:val="52"/>
     </w:rPr>
   </w:style>
